--- a/apps/web/public/documentation/library/files/engineering/SERVICEPRO-RELEASE-READINESS.docx
+++ b/apps/web/public/documentation/library/files/engineering/SERVICEPRO-RELEASE-READINESS.docx
@@ -67,9 +67,11 @@
       <w:pPr>
         <w:pStyle w:val="Heading1"/>
       </w:pPr>
+      <w:bookmarkStart w:id="1" w:name="document_control"/>
       <w:r>
         <w:t>Document Control</w:t>
       </w:r>
+      <w:bookmarkEnd w:id="1"/>
     </w:p>
     <w:tbl>
       <w:tblPr>
@@ -250,7 +252,427 @@
     </w:tbl>
     <w:p>
       <w:r>
-        <w:t>Navigation note: use Word's Navigation Pane to move through the heading hierarchy. The source document's linked table of contents is retained below.</w:t>
+        <w:t>Use the linked table of contents below or Word's Navigation Pane to move through this document.</w:t>
+      </w:r>
+    </w:p>
+    <w:p>
+      <w:pPr>
+        <w:pStyle w:val="Heading1"/>
+      </w:pPr>
+      <w:bookmarkStart w:id="2" w:name="table_of_contents"/>
+      <w:r>
+        <w:t>Table of Contents</w:t>
+      </w:r>
+      <w:bookmarkEnd w:id="2"/>
+    </w:p>
+    <w:p>
+      <w:pPr>
+        <w:spacing w:after="60"/>
+      </w:pPr>
+      <w:hyperlink w:anchor="document_control">
+        <w:r>
+          <w:rPr>
+            <w:rStyle w:val="Hyperlink"/>
+          </w:rPr>
+          <w:t>Document Control</w:t>
+        </w:r>
+      </w:hyperlink>
+    </w:p>
+    <w:p>
+      <w:pPr>
+        <w:spacing w:after="60"/>
+        <w:ind w:left="0"/>
+      </w:pPr>
+      <w:hyperlink w:anchor="section_001">
+        <w:r>
+          <w:rPr>
+            <w:rStyle w:val="Hyperlink"/>
+          </w:rPr>
+          <w:t>2. Gate Criteria Matrix</w:t>
+        </w:r>
+      </w:hyperlink>
+    </w:p>
+    <w:p>
+      <w:pPr>
+        <w:spacing w:after="60"/>
+        <w:ind w:left="0"/>
+      </w:pPr>
+      <w:hyperlink w:anchor="section_002">
+        <w:r>
+          <w:rPr>
+            <w:rStyle w:val="Hyperlink"/>
+          </w:rPr>
+          <w:t>3. Blocking Issues for Beta</w:t>
+        </w:r>
+      </w:hyperlink>
+    </w:p>
+    <w:p>
+      <w:pPr>
+        <w:spacing w:after="60"/>
+        <w:ind w:left="317"/>
+      </w:pPr>
+      <w:hyperlink w:anchor="section_003">
+        <w:r>
+          <w:rPr>
+            <w:rStyle w:val="Hyperlink"/>
+          </w:rPr>
+          <w:t>3.1 Infrastructure (Must Fix)</w:t>
+        </w:r>
+      </w:hyperlink>
+    </w:p>
+    <w:p>
+      <w:pPr>
+        <w:spacing w:after="60"/>
+        <w:ind w:left="317"/>
+      </w:pPr>
+      <w:hyperlink w:anchor="section_004">
+        <w:r>
+          <w:rPr>
+            <w:rStyle w:val="Hyperlink"/>
+          </w:rPr>
+          <w:t>3.2 Quality (Must Fix)</w:t>
+        </w:r>
+      </w:hyperlink>
+    </w:p>
+    <w:p>
+      <w:pPr>
+        <w:spacing w:after="60"/>
+        <w:ind w:left="317"/>
+      </w:pPr>
+      <w:hyperlink w:anchor="section_005">
+        <w:r>
+          <w:rPr>
+            <w:rStyle w:val="Hyperlink"/>
+          </w:rPr>
+          <w:t>3.3 Security (Must Fix)</w:t>
+        </w:r>
+      </w:hyperlink>
+    </w:p>
+    <w:p>
+      <w:pPr>
+        <w:spacing w:after="60"/>
+        <w:ind w:left="317"/>
+      </w:pPr>
+      <w:hyperlink w:anchor="section_006">
+        <w:r>
+          <w:rPr>
+            <w:rStyle w:val="Hyperlink"/>
+          </w:rPr>
+          <w:t>3.4 Feature (Must Fix for Beta)</w:t>
+        </w:r>
+      </w:hyperlink>
+    </w:p>
+    <w:p>
+      <w:pPr>
+        <w:spacing w:after="60"/>
+        <w:ind w:left="0"/>
+      </w:pPr>
+      <w:hyperlink w:anchor="section_007">
+        <w:r>
+          <w:rPr>
+            <w:rStyle w:val="Hyperlink"/>
+          </w:rPr>
+          <w:t>4. Verification Procedures</w:t>
+        </w:r>
+      </w:hyperlink>
+    </w:p>
+    <w:p>
+      <w:pPr>
+        <w:spacing w:after="60"/>
+        <w:ind w:left="317"/>
+      </w:pPr>
+      <w:hyperlink w:anchor="section_008">
+        <w:r>
+          <w:rPr>
+            <w:rStyle w:val="Hyperlink"/>
+          </w:rPr>
+          <w:t>4.1 Pre-Release Checklist</w:t>
+        </w:r>
+      </w:hyperlink>
+    </w:p>
+    <w:p>
+      <w:pPr>
+        <w:spacing w:after="60"/>
+        <w:ind w:left="317"/>
+      </w:pPr>
+      <w:hyperlink w:anchor="section_009">
+        <w:r>
+          <w:rPr>
+            <w:rStyle w:val="Hyperlink"/>
+          </w:rPr>
+          <w:t>4.2 Smoke Test Suite (Minimum for Beta)</w:t>
+        </w:r>
+      </w:hyperlink>
+    </w:p>
+    <w:p>
+      <w:pPr>
+        <w:spacing w:after="60"/>
+        <w:ind w:left="317"/>
+      </w:pPr>
+      <w:hyperlink w:anchor="section_010">
+        <w:r>
+          <w:rPr>
+            <w:rStyle w:val="Hyperlink"/>
+          </w:rPr>
+          <w:t>4.3 Tenant Isolation Verification</w:t>
+        </w:r>
+      </w:hyperlink>
+    </w:p>
+    <w:p>
+      <w:pPr>
+        <w:spacing w:after="60"/>
+        <w:ind w:left="317"/>
+      </w:pPr>
+      <w:hyperlink w:anchor="section_011">
+        <w:r>
+          <w:rPr>
+            <w:rStyle w:val="Hyperlink"/>
+          </w:rPr>
+          <w:t>4.4 Database Recovery Test</w:t>
+        </w:r>
+      </w:hyperlink>
+    </w:p>
+    <w:p>
+      <w:pPr>
+        <w:spacing w:after="60"/>
+        <w:ind w:left="0"/>
+      </w:pPr>
+      <w:hyperlink w:anchor="section_012">
+        <w:r>
+          <w:rPr>
+            <w:rStyle w:val="Hyperlink"/>
+          </w:rPr>
+          <w:t>5. Release Process</w:t>
+        </w:r>
+      </w:hyperlink>
+    </w:p>
+    <w:p>
+      <w:pPr>
+        <w:spacing w:after="60"/>
+        <w:ind w:left="317"/>
+      </w:pPr>
+      <w:hyperlink w:anchor="section_013">
+        <w:r>
+          <w:rPr>
+            <w:rStyle w:val="Hyperlink"/>
+          </w:rPr>
+          <w:t>5.1 Current Process (Alpha)</w:t>
+        </w:r>
+      </w:hyperlink>
+    </w:p>
+    <w:p>
+      <w:pPr>
+        <w:spacing w:after="60"/>
+        <w:ind w:left="317"/>
+      </w:pPr>
+      <w:hyperlink w:anchor="section_014">
+        <w:r>
+          <w:rPr>
+            <w:rStyle w:val="Hyperlink"/>
+          </w:rPr>
+          <w:t>5.2 Target Process (Beta)</w:t>
+        </w:r>
+      </w:hyperlink>
+    </w:p>
+    <w:p>
+      <w:pPr>
+        <w:spacing w:after="60"/>
+        <w:ind w:left="317"/>
+      </w:pPr>
+      <w:hyperlink w:anchor="section_015">
+        <w:r>
+          <w:rPr>
+            <w:rStyle w:val="Hyperlink"/>
+          </w:rPr>
+          <w:t>5.3 Rollback Procedure</w:t>
+        </w:r>
+      </w:hyperlink>
+    </w:p>
+    <w:p>
+      <w:pPr>
+        <w:spacing w:after="60"/>
+        <w:ind w:left="0"/>
+      </w:pPr>
+      <w:hyperlink w:anchor="section_016">
+        <w:r>
+          <w:rPr>
+            <w:rStyle w:val="Hyperlink"/>
+          </w:rPr>
+          <w:t>6. Environment Matrix</w:t>
+        </w:r>
+      </w:hyperlink>
+    </w:p>
+    <w:p>
+      <w:pPr>
+        <w:spacing w:after="60"/>
+        <w:ind w:left="0"/>
+      </w:pPr>
+      <w:hyperlink w:anchor="section_017">
+        <w:r>
+          <w:rPr>
+            <w:rStyle w:val="Hyperlink"/>
+          </w:rPr>
+          <w:t>7. Monitoring &amp; Alerting Plan</w:t>
+        </w:r>
+      </w:hyperlink>
+    </w:p>
+    <w:p>
+      <w:pPr>
+        <w:spacing w:after="60"/>
+        <w:ind w:left="317"/>
+      </w:pPr>
+      <w:hyperlink w:anchor="section_018">
+        <w:r>
+          <w:rPr>
+            <w:rStyle w:val="Hyperlink"/>
+          </w:rPr>
+          <w:t>7.1 Uptime Monitoring</w:t>
+        </w:r>
+      </w:hyperlink>
+    </w:p>
+    <w:p>
+      <w:pPr>
+        <w:spacing w:after="60"/>
+        <w:ind w:left="317"/>
+      </w:pPr>
+      <w:hyperlink w:anchor="section_019">
+        <w:r>
+          <w:rPr>
+            <w:rStyle w:val="Hyperlink"/>
+          </w:rPr>
+          <w:t>7.2 Error Alerting</w:t>
+        </w:r>
+      </w:hyperlink>
+    </w:p>
+    <w:p>
+      <w:pPr>
+        <w:spacing w:after="60"/>
+        <w:ind w:left="317"/>
+      </w:pPr>
+      <w:hyperlink w:anchor="section_020">
+        <w:r>
+          <w:rPr>
+            <w:rStyle w:val="Hyperlink"/>
+          </w:rPr>
+          <w:t>7.3 Business Metrics (Post-Beta)</w:t>
+        </w:r>
+      </w:hyperlink>
+    </w:p>
+    <w:p>
+      <w:pPr>
+        <w:spacing w:after="60"/>
+        <w:ind w:left="0"/>
+      </w:pPr>
+      <w:hyperlink w:anchor="section_021">
+        <w:r>
+          <w:rPr>
+            <w:rStyle w:val="Hyperlink"/>
+          </w:rPr>
+          <w:t>8. Beta Launch Checklist</w:t>
+        </w:r>
+      </w:hyperlink>
+    </w:p>
+    <w:p>
+      <w:pPr>
+        <w:spacing w:after="60"/>
+        <w:ind w:left="317"/>
+      </w:pPr>
+      <w:hyperlink w:anchor="section_022">
+        <w:r>
+          <w:rPr>
+            <w:rStyle w:val="Hyperlink"/>
+          </w:rPr>
+          <w:t>Week -2 (Preparation)</w:t>
+        </w:r>
+      </w:hyperlink>
+    </w:p>
+    <w:p>
+      <w:pPr>
+        <w:spacing w:after="60"/>
+        <w:ind w:left="317"/>
+      </w:pPr>
+      <w:hyperlink w:anchor="section_023">
+        <w:r>
+          <w:rPr>
+            <w:rStyle w:val="Hyperlink"/>
+          </w:rPr>
+          <w:t>Week -1 (Verification)</w:t>
+        </w:r>
+      </w:hyperlink>
+    </w:p>
+    <w:p>
+      <w:pPr>
+        <w:spacing w:after="60"/>
+        <w:ind w:left="317"/>
+      </w:pPr>
+      <w:hyperlink w:anchor="section_024">
+        <w:r>
+          <w:rPr>
+            <w:rStyle w:val="Hyperlink"/>
+          </w:rPr>
+          <w:t>Launch Day</w:t>
+        </w:r>
+      </w:hyperlink>
+    </w:p>
+    <w:p>
+      <w:pPr>
+        <w:spacing w:after="60"/>
+        <w:ind w:left="317"/>
+      </w:pPr>
+      <w:hyperlink w:anchor="section_025">
+        <w:r>
+          <w:rPr>
+            <w:rStyle w:val="Hyperlink"/>
+          </w:rPr>
+          <w:t>Week +1 (Stabilization)</w:t>
+        </w:r>
+      </w:hyperlink>
+    </w:p>
+    <w:p>
+      <w:pPr>
+        <w:spacing w:after="60"/>
+        <w:ind w:left="0"/>
+      </w:pPr>
+      <w:hyperlink w:anchor="section_026">
+        <w:r>
+          <w:rPr>
+            <w:rStyle w:val="Hyperlink"/>
+          </w:rPr>
+          <w:t>9. Known Risks at Launch</w:t>
+        </w:r>
+      </w:hyperlink>
+    </w:p>
+    <w:p>
+      <w:pPr>
+        <w:spacing w:after="60"/>
+        <w:ind w:left="0"/>
+      </w:pPr>
+      <w:hyperlink w:anchor="section_027">
+        <w:r>
+          <w:rPr>
+            <w:rStyle w:val="Hyperlink"/>
+          </w:rPr>
+          <w:t>10. Post-Beta Roadmap Gates</w:t>
+        </w:r>
+      </w:hyperlink>
+    </w:p>
+    <w:p>
+      <w:pPr>
+        <w:spacing w:after="60"/>
+        <w:ind w:left="317"/>
+      </w:pPr>
+      <w:hyperlink w:anchor="section_028">
+        <w:r>
+          <w:rPr>
+            <w:rStyle w:val="Hyperlink"/>
+          </w:rPr>
+          <w:t>Beta → GA Requirements (All must pass)</w:t>
+        </w:r>
+      </w:hyperlink>
+    </w:p>
+    <w:p>
+      <w:r>
+        <w:br w:type="page"/>
       </w:r>
     </w:p>
     <w:p>
@@ -325,9 +747,11 @@
       <w:pPr>
         <w:pStyle w:val="Heading1"/>
       </w:pPr>
+      <w:bookmarkStart w:id="3" w:name="section_001"/>
       <w:r>
         <w:t>2. Gate Criteria Matrix</w:t>
       </w:r>
+      <w:bookmarkEnd w:id="3"/>
     </w:p>
     <w:tbl>
       <w:tblPr>
@@ -2795,17 +3219,21 @@
       <w:pPr>
         <w:pStyle w:val="Heading1"/>
       </w:pPr>
+      <w:bookmarkStart w:id="4" w:name="section_002"/>
       <w:r>
         <w:t>3. Blocking Issues for Beta</w:t>
       </w:r>
+      <w:bookmarkEnd w:id="4"/>
     </w:p>
     <w:p>
       <w:pPr>
         <w:pStyle w:val="Heading2"/>
       </w:pPr>
+      <w:bookmarkStart w:id="5" w:name="section_003"/>
       <w:r>
         <w:t>3.1 Infrastructure (Must Fix)</w:t>
       </w:r>
+      <w:bookmarkEnd w:id="5"/>
     </w:p>
     <w:tbl>
       <w:tblPr>
@@ -3264,9 +3692,11 @@
       <w:pPr>
         <w:pStyle w:val="Heading2"/>
       </w:pPr>
+      <w:bookmarkStart w:id="6" w:name="section_004"/>
       <w:r>
         <w:t>3.2 Quality (Must Fix)</w:t>
       </w:r>
+      <w:bookmarkEnd w:id="6"/>
     </w:p>
     <w:tbl>
       <w:tblPr>
@@ -3725,9 +4155,11 @@
       <w:pPr>
         <w:pStyle w:val="Heading2"/>
       </w:pPr>
+      <w:bookmarkStart w:id="7" w:name="section_005"/>
       <w:r>
         <w:t>3.3 Security (Must Fix)</w:t>
       </w:r>
+      <w:bookmarkEnd w:id="7"/>
     </w:p>
     <w:tbl>
       <w:tblPr>
@@ -4186,9 +4618,11 @@
       <w:pPr>
         <w:pStyle w:val="Heading2"/>
       </w:pPr>
+      <w:bookmarkStart w:id="8" w:name="section_006"/>
       <w:r>
         <w:t>3.4 Feature (Must Fix for Beta)</w:t>
       </w:r>
+      <w:bookmarkEnd w:id="8"/>
     </w:p>
     <w:tbl>
       <w:tblPr>
@@ -4566,17 +5000,21 @@
       <w:pPr>
         <w:pStyle w:val="Heading1"/>
       </w:pPr>
+      <w:bookmarkStart w:id="9" w:name="section_007"/>
       <w:r>
         <w:t>4. Verification Procedures</w:t>
       </w:r>
+      <w:bookmarkEnd w:id="9"/>
     </w:p>
     <w:p>
       <w:pPr>
         <w:pStyle w:val="Heading2"/>
       </w:pPr>
+      <w:bookmarkStart w:id="10" w:name="section_008"/>
       <w:r>
         <w:t>4.1 Pre-Release Checklist</w:t>
       </w:r>
+      <w:bookmarkEnd w:id="10"/>
     </w:p>
     <w:p>
       <w:pPr>
@@ -4622,9 +5060,11 @@
       <w:pPr>
         <w:pStyle w:val="Heading2"/>
       </w:pPr>
+      <w:bookmarkStart w:id="11" w:name="section_009"/>
       <w:r>
         <w:t>4.2 Smoke Test Suite (Minimum for Beta)</w:t>
       </w:r>
+      <w:bookmarkEnd w:id="11"/>
     </w:p>
     <w:tbl>
       <w:tblPr>
@@ -5358,9 +5798,11 @@
       <w:pPr>
         <w:pStyle w:val="Heading2"/>
       </w:pPr>
+      <w:bookmarkStart w:id="12" w:name="section_010"/>
       <w:r>
         <w:t>4.3 Tenant Isolation Verification</w:t>
       </w:r>
+      <w:bookmarkEnd w:id="12"/>
     </w:p>
     <w:p>
       <w:pPr>
@@ -5390,9 +5832,11 @@
       <w:pPr>
         <w:pStyle w:val="Heading2"/>
       </w:pPr>
+      <w:bookmarkStart w:id="13" w:name="section_011"/>
       <w:r>
         <w:t>4.4 Database Recovery Test</w:t>
       </w:r>
+      <w:bookmarkEnd w:id="13"/>
     </w:p>
     <w:p>
       <w:pPr>
@@ -5429,17 +5873,21 @@
       <w:pPr>
         <w:pStyle w:val="Heading1"/>
       </w:pPr>
+      <w:bookmarkStart w:id="14" w:name="section_012"/>
       <w:r>
         <w:t>5. Release Process</w:t>
       </w:r>
+      <w:bookmarkEnd w:id="14"/>
     </w:p>
     <w:p>
       <w:pPr>
         <w:pStyle w:val="Heading2"/>
       </w:pPr>
+      <w:bookmarkStart w:id="15" w:name="section_013"/>
       <w:r>
         <w:t>5.1 Current Process (Alpha)</w:t>
       </w:r>
+      <w:bookmarkEnd w:id="15"/>
     </w:p>
     <w:p>
       <w:pPr>
@@ -5472,9 +5920,11 @@
       <w:pPr>
         <w:pStyle w:val="Heading2"/>
       </w:pPr>
+      <w:bookmarkStart w:id="16" w:name="section_014"/>
       <w:r>
         <w:t>5.2 Target Process (Beta)</w:t>
       </w:r>
+      <w:bookmarkEnd w:id="16"/>
     </w:p>
     <w:p>
       <w:pPr>
@@ -5500,9 +5950,11 @@
       <w:pPr>
         <w:pStyle w:val="Heading2"/>
       </w:pPr>
+      <w:bookmarkStart w:id="17" w:name="section_015"/>
       <w:r>
         <w:t>5.3 Rollback Procedure</w:t>
       </w:r>
+      <w:bookmarkEnd w:id="17"/>
     </w:p>
     <w:tbl>
       <w:tblPr>
@@ -5933,9 +6385,11 @@
       <w:pPr>
         <w:pStyle w:val="Heading1"/>
       </w:pPr>
+      <w:bookmarkStart w:id="18" w:name="section_016"/>
       <w:r>
         <w:t>6. Environment Matrix</w:t>
       </w:r>
+      <w:bookmarkEnd w:id="18"/>
     </w:p>
     <w:tbl>
       <w:tblPr>
@@ -6410,17 +6864,21 @@
       <w:pPr>
         <w:pStyle w:val="Heading1"/>
       </w:pPr>
+      <w:bookmarkStart w:id="19" w:name="section_017"/>
       <w:r>
         <w:t>7. Monitoring &amp; Alerting Plan</w:t>
       </w:r>
+      <w:bookmarkEnd w:id="19"/>
     </w:p>
     <w:p>
       <w:pPr>
         <w:pStyle w:val="Heading2"/>
       </w:pPr>
+      <w:bookmarkStart w:id="20" w:name="section_018"/>
       <w:r>
         <w:t>7.1 Uptime Monitoring</w:t>
       </w:r>
+      <w:bookmarkEnd w:id="20"/>
     </w:p>
     <w:tbl>
       <w:tblPr>
@@ -6879,9 +7337,11 @@
       <w:pPr>
         <w:pStyle w:val="Heading2"/>
       </w:pPr>
+      <w:bookmarkStart w:id="21" w:name="section_019"/>
       <w:r>
         <w:t>7.2 Error Alerting</w:t>
       </w:r>
+      <w:bookmarkEnd w:id="21"/>
     </w:p>
     <w:tbl>
       <w:tblPr>
@@ -7296,9 +7756,11 @@
       <w:pPr>
         <w:pStyle w:val="Heading2"/>
       </w:pPr>
+      <w:bookmarkStart w:id="22" w:name="section_020"/>
       <w:r>
         <w:t>7.3 Business Metrics (Post-Beta)</w:t>
       </w:r>
+      <w:bookmarkEnd w:id="22"/>
     </w:p>
     <w:tbl>
       <w:tblPr>
@@ -7656,17 +8118,21 @@
       <w:pPr>
         <w:pStyle w:val="Heading1"/>
       </w:pPr>
+      <w:bookmarkStart w:id="23" w:name="section_021"/>
       <w:r>
         <w:t>8. Beta Launch Checklist</w:t>
       </w:r>
+      <w:bookmarkEnd w:id="23"/>
     </w:p>
     <w:p>
       <w:pPr>
         <w:pStyle w:val="Heading2"/>
       </w:pPr>
+      <w:bookmarkStart w:id="24" w:name="section_022"/>
       <w:r>
         <w:t>Week -2 (Preparation)</w:t>
       </w:r>
+      <w:bookmarkEnd w:id="24"/>
     </w:p>
     <w:p>
       <w:pPr>
@@ -7728,9 +8194,11 @@
       <w:pPr>
         <w:pStyle w:val="Heading2"/>
       </w:pPr>
+      <w:bookmarkStart w:id="25" w:name="section_023"/>
       <w:r>
         <w:t>Week -1 (Verification)</w:t>
       </w:r>
+      <w:bookmarkEnd w:id="25"/>
     </w:p>
     <w:p>
       <w:pPr>
@@ -7792,9 +8260,11 @@
       <w:pPr>
         <w:pStyle w:val="Heading2"/>
       </w:pPr>
+      <w:bookmarkStart w:id="26" w:name="section_024"/>
       <w:r>
         <w:t>Launch Day</w:t>
       </w:r>
+      <w:bookmarkEnd w:id="26"/>
     </w:p>
     <w:p>
       <w:pPr>
@@ -7848,9 +8318,11 @@
       <w:pPr>
         <w:pStyle w:val="Heading2"/>
       </w:pPr>
+      <w:bookmarkStart w:id="27" w:name="section_025"/>
       <w:r>
         <w:t>Week +1 (Stabilization)</w:t>
       </w:r>
+      <w:bookmarkEnd w:id="27"/>
     </w:p>
     <w:p>
       <w:pPr>
@@ -7901,9 +8373,11 @@
       <w:pPr>
         <w:pStyle w:val="Heading1"/>
       </w:pPr>
+      <w:bookmarkStart w:id="28" w:name="section_026"/>
       <w:r>
         <w:t>9. Known Risks at Launch</w:t>
       </w:r>
+      <w:bookmarkEnd w:id="28"/>
     </w:p>
     <w:tbl>
       <w:tblPr>
@@ -8449,17 +8923,21 @@
       <w:pPr>
         <w:pStyle w:val="Heading1"/>
       </w:pPr>
+      <w:bookmarkStart w:id="29" w:name="section_027"/>
       <w:r>
         <w:t>10. Post-Beta Roadmap Gates</w:t>
       </w:r>
+      <w:bookmarkEnd w:id="29"/>
     </w:p>
     <w:p>
       <w:pPr>
         <w:pStyle w:val="Heading2"/>
       </w:pPr>
+      <w:bookmarkStart w:id="30" w:name="section_028"/>
       <w:r>
         <w:t>Beta → GA Requirements (All must pass)</w:t>
       </w:r>
+      <w:bookmarkEnd w:id="30"/>
     </w:p>
     <w:p>
       <w:pPr>
